--- a/legal/kvkk-yurt-disi-aktarim/SS1_Google-AdMob-AdSense.docx
+++ b/legal/kvkk-yurt-disi-aktarim/SS1_Google-AdMob-AdSense.docx
@@ -1310,7 +1310,7 @@
     </w:p>
     <w:p>
       <w:r>
-        <w:t>Kişiselleştirilmemiş reklam için Kanun md.5/2-(f) meşru menfaat; kişiselleştirilmiş reklam için ilgili kişinin açık rızası (md.5/1); 15-18 yaş arası kullanıcılar için yalnızca kişiselleştirilmemiş reklam. Yurt dışına aktarım bakımından Kanun md.9/4-(c) uyarınca bu standart sözleşme.</w:t>
+        <w:t>Kişiselleştirilmemiş reklam için Kanun md.5/2-(f) meşru menfaat; kişiselleştirilmiş reklam için ilgili kişinin açık rızası (md.5/1). Yurt dışına aktarım bakımından Kanun md.9/4-(c) uyarınca bu standart sözleşme.</w:t>
       </w:r>
     </w:p>
     <w:p>
@@ -1422,7 +1422,7 @@
         <w:pStyle w:val="ListBullet"/>
       </w:pPr>
       <w:r>
-        <w:t>Veri aktaran, açık rızası olmayan ve 15-18 yaş arası kullanıcılar için yalnızca kişiselleştirilmemiş reklam ister (AdSense requestNonPersonalizedAds, AdMob requestNonPersonalizedAdsOnly).</w:t>
+        <w:t>Veri aktaran, açık rızası olmayan kullanıcılar için yalnızca kişiselleştirilmemiş reklam ister (AdSense requestNonPersonalizedAds, AdMob requestNonPersonalizedAdsOnly).</w:t>
       </w:r>
     </w:p>
     <w:p>
